--- a/pr-preview/pr-248/logistic-inference-handout-tracked-changes.docx
+++ b/pr-preview/pr-248/logistic-inference-handout-tracked-changes.docx
@@ -16,7 +16,7 @@
       </w:pPr>
       <w:del w:id="1" w:author="PR Preview" w:date="2026-01-01T00:00:00Z">
         <w:r>
-          <w:delText xml:space="preserve">Last modified: 2026-10-16 02:26:19 (PDT)</w:delText>
+          <w:delText xml:space="preserve">Last modified: 2026-10-16 03:46:21 (PDT)</w:delText>
         </w:r>
       </w:del>
     </w:p>
@@ -26,7 +26,7 @@
       </w:pPr>
       <w:ins w:id="2" w:author="PR Preview" w:date="2026-01-01T00:00:00Z">
         <w:r>
-          <w:t xml:space="preserve">Last modified: 2026-10-16 02:27:54 (PDT)</w:t>
+          <w:t xml:space="preserve">Last modified: 2026-10-16 03:46:24 (PDT)</w:t>
         </w:r>
       </w:ins>
     </w:p>
@@ -215,16 +215,21 @@
       <m:oMath>
         <m:sSub>
           <m:e>
-            <m:acc>
-              <m:accPr>
-                <m:chr m:val="̃"/>
-              </m:accPr>
+            <m:limLow>
               <m:e>
                 <m:r>
                   <m:t>x</m:t>
                 </m:r>
               </m:e>
-            </m:acc>
+              <m:lim>
+                <m:r>
+                  <m:rPr>
+                    <m:sty m:val="p"/>
+                  </m:rPr>
+                  <m:t>∼</m:t>
+                </m:r>
+              </m:lim>
+            </m:limLow>
           </m:e>
           <m:sub>
             <m:r>
@@ -252,16 +257,21 @@
         </m:r>
         <m:sSub>
           <m:e>
-            <m:acc>
-              <m:accPr>
-                <m:chr m:val="̃"/>
-              </m:accPr>
+            <m:limLow>
               <m:e>
                 <m:r>
                   <m:t>x</m:t>
                 </m:r>
               </m:e>
-            </m:acc>
+              <m:lim>
+                <m:r>
+                  <m:rPr>
+                    <m:sty m:val="p"/>
+                  </m:rPr>
+                  <m:t>∼</m:t>
+                </m:r>
+              </m:lim>
+            </m:limLow>
           </m:e>
           <m:sub>
             <m:r>
@@ -333,16 +343,21 @@
               </m:r>
               <m:sSub>
                 <m:e>
-                  <m:acc>
-                    <m:accPr>
-                      <m:chr m:val="̃"/>
-                    </m:accPr>
+                  <m:limLow>
                     <m:e>
                       <m:r>
                         <m:t>x</m:t>
                       </m:r>
                     </m:e>
-                  </m:acc>
+                    <m:lim>
+                      <m:r>
+                        <m:rPr>
+                          <m:sty m:val="p"/>
+                        </m:rPr>
+                        <m:t>∼</m:t>
+                      </m:r>
+                    </m:lim>
+                  </m:limLow>
                 </m:e>
                 <m:sub>
                   <m:r>
@@ -393,16 +408,21 @@
               <m:grow/>
             </m:dPr>
             <m:e>
-              <m:acc>
-                <m:accPr>
-                  <m:chr m:val="̃"/>
-                </m:accPr>
+              <m:limLow>
                 <m:e>
                   <m:r>
                     <m:t>β</m:t>
                   </m:r>
                 </m:e>
-              </m:acc>
+                <m:lim>
+                  <m:r>
+                    <m:rPr>
+                      <m:sty m:val="p"/>
+                    </m:rPr>
+                    <m:t>∼</m:t>
+                  </m:r>
+                </m:lim>
+              </m:limLow>
               <m:r>
                 <m:rPr>
                   <m:sty m:val="p"/>
@@ -411,16 +431,21 @@
               </m:r>
               <m:sSub>
                 <m:e>
-                  <m:acc>
-                    <m:accPr>
-                      <m:chr m:val="̃"/>
-                    </m:accPr>
+                  <m:limLow>
                     <m:e>
                       <m:r>
                         <m:t>x</m:t>
                       </m:r>
                     </m:e>
-                  </m:acc>
+                    <m:lim>
+                      <m:r>
+                        <m:rPr>
+                          <m:sty m:val="p"/>
+                        </m:rPr>
+                        <m:t>∼</m:t>
+                      </m:r>
+                    </m:lim>
+                  </m:limLow>
                 </m:e>
                 <m:sub>
                   <m:r>
@@ -550,16 +575,21 @@
       <m:oMath>
         <m:sSub>
           <m:e>
-            <m:acc>
-              <m:accPr>
-                <m:chr m:val="̃"/>
-              </m:accPr>
+            <m:limLow>
               <m:e>
                 <m:r>
                   <m:t>x</m:t>
                 </m:r>
               </m:e>
-            </m:acc>
+              <m:lim>
+                <m:r>
+                  <m:rPr>
+                    <m:sty m:val="p"/>
+                  </m:rPr>
+                  <m:t>∼</m:t>
+                </m:r>
+              </m:lim>
+            </m:limLow>
           </m:e>
           <m:sub>
             <m:r>
@@ -669,16 +699,21 @@
         <w:t xml:space="preserve"> </w:t>
       </w:r>
       <m:oMath>
-        <m:acc>
-          <m:accPr>
-            <m:chr m:val="̃"/>
-          </m:accPr>
+        <m:limLow>
           <m:e>
             <m:r>
               <m:t>β</m:t>
             </m:r>
           </m:e>
-        </m:acc>
+          <m:lim>
+            <m:r>
+              <m:rPr>
+                <m:sty m:val="p"/>
+              </m:rPr>
+              <m:t>∼</m:t>
+            </m:r>
+          </m:lim>
+        </m:limLow>
         <m:r>
           <m:rPr>
             <m:sty m:val="p"/>
@@ -803,16 +838,21 @@
       <m:oMath>
         <m:sSub>
           <m:e>
-            <m:acc>
-              <m:accPr>
-                <m:chr m:val="̃"/>
-              </m:accPr>
+            <m:limLow>
               <m:e>
                 <m:r>
                   <m:t>x</m:t>
                 </m:r>
               </m:e>
-            </m:acc>
+              <m:lim>
+                <m:r>
+                  <m:rPr>
+                    <m:sty m:val="p"/>
+                  </m:rPr>
+                  <m:t>∼</m:t>
+                </m:r>
+              </m:lim>
+            </m:limLow>
           </m:e>
           <m:sub>
             <m:r>
@@ -1644,16 +1684,21 @@
                   <m:chr m:val="̂"/>
                 </m:accPr>
                 <m:e>
-                  <m:acc>
-                    <m:accPr>
-                      <m:chr m:val="̃"/>
-                    </m:accPr>
+                  <m:limLow>
                     <m:e>
                       <m:r>
                         <m:t>β</m:t>
                       </m:r>
                     </m:e>
-                  </m:acc>
+                    <m:lim>
+                      <m:r>
+                        <m:rPr>
+                          <m:sty m:val="p"/>
+                        </m:rPr>
+                        <m:t>∼</m:t>
+                      </m:r>
+                    </m:lim>
+                  </m:limLow>
                 </m:e>
               </m:acc>
             </m:e>
@@ -1934,16 +1979,21 @@
                 <m:chr m:val="̂"/>
               </m:accPr>
               <m:e>
-                <m:acc>
-                  <m:accPr>
-                    <m:chr m:val="̃"/>
-                  </m:accPr>
+                <m:limLow>
                   <m:e>
                     <m:r>
                       <m:t>β</m:t>
                     </m:r>
                   </m:e>
-                </m:acc>
+                  <m:lim>
+                    <m:r>
+                      <m:rPr>
+                        <m:sty m:val="p"/>
+                      </m:rPr>
+                      <m:t>∼</m:t>
+                    </m:r>
+                  </m:lim>
+                </m:limLow>
               </m:e>
             </m:acc>
             <m:r>
@@ -1954,16 +2004,21 @@
             </m:r>
             <m:sSub>
               <m:e>
-                <m:acc>
-                  <m:accPr>
-                    <m:chr m:val="̃"/>
-                  </m:accPr>
+                <m:limLow>
                   <m:e>
                     <m:r>
                       <m:t>x</m:t>
                     </m:r>
                   </m:e>
-                </m:acc>
+                  <m:lim>
+                    <m:r>
+                      <m:rPr>
+                        <m:sty m:val="p"/>
+                      </m:rPr>
+                      <m:t>∼</m:t>
+                    </m:r>
+                  </m:lim>
+                </m:limLow>
               </m:e>
               <m:sub>
                 <m:r>
@@ -3735,16 +3790,21 @@
             <m:chr m:val="̂"/>
           </m:accPr>
           <m:e>
-            <m:acc>
-              <m:accPr>
-                <m:chr m:val="̃"/>
-              </m:accPr>
+            <m:limLow>
               <m:e>
                 <m:r>
                   <m:t>β</m:t>
                 </m:r>
               </m:e>
-            </m:acc>
+              <m:lim>
+                <m:r>
+                  <m:rPr>
+                    <m:sty m:val="p"/>
+                  </m:rPr>
+                  <m:t>∼</m:t>
+                </m:r>
+              </m:lim>
+            </m:limLow>
           </m:e>
         </m:acc>
       </m:oMath>
@@ -4657,16 +4717,21 @@
       <m:oMath>
         <m:sSub>
           <m:e>
-            <m:acc>
-              <m:accPr>
-                <m:chr m:val="̃"/>
-              </m:accPr>
+            <m:limLow>
               <m:e>
                 <m:r>
                   <m:t>x</m:t>
                 </m:r>
               </m:e>
-            </m:acc>
+              <m:lim>
+                <m:r>
+                  <m:rPr>
+                    <m:sty m:val="p"/>
+                  </m:rPr>
+                  <m:t>∼</m:t>
+                </m:r>
+              </m:lim>
+            </m:limLow>
           </m:e>
           <m:sub>
             <m:r>
@@ -4694,16 +4759,21 @@
         </m:r>
         <m:sSub>
           <m:e>
-            <m:acc>
-              <m:accPr>
-                <m:chr m:val="̃"/>
-              </m:accPr>
+            <m:limLow>
               <m:e>
                 <m:r>
                   <m:t>x</m:t>
                 </m:r>
               </m:e>
-            </m:acc>
+              <m:lim>
+                <m:r>
+                  <m:rPr>
+                    <m:sty m:val="p"/>
+                  </m:rPr>
+                  <m:t>∼</m:t>
+                </m:r>
+              </m:lim>
+            </m:limLow>
           </m:e>
           <m:sub>
             <m:r>
@@ -4741,16 +4811,21 @@
       <m:oMath>
         <m:sSup>
           <m:e>
-            <m:acc>
-              <m:accPr>
-                <m:chr m:val="̃"/>
-              </m:accPr>
+            <m:limLow>
               <m:e>
                 <m:r>
                   <m:t>x</m:t>
                 </m:r>
               </m:e>
-            </m:acc>
+              <m:lim>
+                <m:r>
+                  <m:rPr>
+                    <m:sty m:val="p"/>
+                  </m:rPr>
+                  <m:t>∼</m:t>
+                </m:r>
+              </m:lim>
+            </m:limLow>
           </m:e>
           <m:sup>
             <m:r>
@@ -4790,16 +4865,21 @@
         </m:r>
         <m:sSup>
           <m:e>
-            <m:acc>
-              <m:accPr>
-                <m:chr m:val="̃"/>
-              </m:accPr>
+            <m:limLow>
               <m:e>
                 <m:r>
                   <m:t>x</m:t>
                 </m:r>
               </m:e>
-            </m:acc>
+              <m:lim>
+                <m:r>
+                  <m:rPr>
+                    <m:sty m:val="p"/>
+                  </m:rPr>
+                  <m:t>∼</m:t>
+                </m:r>
+              </m:lim>
+            </m:limLow>
           </m:e>
           <m:sup>
             <m:r>
@@ -4896,16 +4976,21 @@
       <m:oMath>
         <m:sSup>
           <m:e>
-            <m:acc>
-              <m:accPr>
-                <m:chr m:val="̃"/>
-              </m:accPr>
+            <m:limLow>
               <m:e>
                 <m:r>
                   <m:t>x</m:t>
                 </m:r>
               </m:e>
-            </m:acc>
+              <m:lim>
+                <m:r>
+                  <m:rPr>
+                    <m:sty m:val="p"/>
+                  </m:rPr>
+                  <m:t>∼</m:t>
+                </m:r>
+              </m:lim>
+            </m:limLow>
           </m:e>
           <m:sup>
             <m:r>
@@ -4952,16 +5037,21 @@
       <m:oMath>
         <m:sSub>
           <m:e>
-            <m:acc>
-              <m:accPr>
-                <m:chr m:val="̃"/>
-              </m:accPr>
+            <m:limLow>
               <m:e>
                 <m:r>
                   <m:t>x</m:t>
                 </m:r>
               </m:e>
-            </m:acc>
+              <m:lim>
+                <m:r>
+                  <m:rPr>
+                    <m:sty m:val="p"/>
+                  </m:rPr>
+                  <m:t>∼</m:t>
+                </m:r>
+              </m:lim>
+            </m:limLow>
           </m:e>
           <m:sub>
             <m:r>
@@ -4977,16 +5067,21 @@
         </m:r>
         <m:sSup>
           <m:e>
-            <m:acc>
-              <m:accPr>
-                <m:chr m:val="̃"/>
-              </m:accPr>
+            <m:limLow>
               <m:e>
                 <m:r>
                   <m:t>x</m:t>
                 </m:r>
               </m:e>
-            </m:acc>
+              <m:lim>
+                <m:r>
+                  <m:rPr>
+                    <m:sty m:val="p"/>
+                  </m:rPr>
+                  <m:t>∼</m:t>
+                </m:r>
+              </m:lim>
+            </m:limLow>
           </m:e>
           <m:sup>
             <m:r>
@@ -5262,16 +5357,21 @@
       <m:oMath>
         <m:sSup>
           <m:e>
-            <m:acc>
-              <m:accPr>
-                <m:chr m:val="̃"/>
-              </m:accPr>
+            <m:limLow>
               <m:e>
                 <m:r>
                   <m:t>x</m:t>
                 </m:r>
               </m:e>
-            </m:acc>
+              <m:lim>
+                <m:r>
+                  <m:rPr>
+                    <m:sty m:val="p"/>
+                  </m:rPr>
+                  <m:t>∼</m:t>
+                </m:r>
+              </m:lim>
+            </m:limLow>
           </m:e>
           <m:sup>
             <m:r>
@@ -5362,16 +5462,21 @@
               </m:r>
               <m:sSub>
                 <m:e>
-                  <m:acc>
-                    <m:accPr>
-                      <m:chr m:val="̃"/>
-                    </m:accPr>
+                  <m:limLow>
                     <m:e>
                       <m:r>
                         <m:t>x</m:t>
                       </m:r>
                     </m:e>
-                  </m:acc>
+                    <m:lim>
+                      <m:r>
+                        <m:rPr>
+                          <m:sty m:val="p"/>
+                        </m:rPr>
+                        <m:t>∼</m:t>
+                      </m:r>
+                    </m:lim>
+                  </m:limLow>
                 </m:e>
                 <m:sub>
                   <m:r>
@@ -5387,16 +5492,21 @@
               </m:r>
               <m:sSup>
                 <m:e>
-                  <m:acc>
-                    <m:accPr>
-                      <m:chr m:val="̃"/>
-                    </m:accPr>
+                  <m:limLow>
                     <m:e>
                       <m:r>
                         <m:t>x</m:t>
                       </m:r>
                     </m:e>
-                  </m:acc>
+                    <m:lim>
+                      <m:r>
+                        <m:rPr>
+                          <m:sty m:val="p"/>
+                        </m:rPr>
+                        <m:t>∼</m:t>
+                      </m:r>
+                    </m:lim>
+                  </m:limLow>
                 </m:e>
                 <m:sup>
                   <m:r>
@@ -6260,16 +6370,21 @@
               </m:r>
               <m:sSub>
                 <m:e>
-                  <m:acc>
-                    <m:accPr>
-                      <m:chr m:val="̃"/>
-                    </m:accPr>
+                  <m:limLow>
                     <m:e>
                       <m:r>
                         <m:t>x</m:t>
                       </m:r>
                     </m:e>
-                  </m:acc>
+                    <m:lim>
+                      <m:r>
+                        <m:rPr>
+                          <m:sty m:val="p"/>
+                        </m:rPr>
+                        <m:t>∼</m:t>
+                      </m:r>
+                    </m:lim>
+                  </m:limLow>
                 </m:e>
                 <m:sub>
                   <m:r>
@@ -6285,16 +6400,21 @@
               </m:r>
               <m:sSup>
                 <m:e>
-                  <m:acc>
-                    <m:accPr>
-                      <m:chr m:val="̃"/>
-                    </m:accPr>
+                  <m:limLow>
                     <m:e>
                       <m:r>
                         <m:t>x</m:t>
                       </m:r>
                     </m:e>
-                  </m:acc>
+                    <m:lim>
+                      <m:r>
+                        <m:rPr>
+                          <m:sty m:val="p"/>
+                        </m:rPr>
+                        <m:t>∼</m:t>
+                      </m:r>
+                    </m:lim>
+                  </m:limLow>
                 </m:e>
                 <m:sup>
                   <m:r>
@@ -8052,16 +8172,21 @@
                 <m:chr m:val="̂"/>
               </m:accPr>
               <m:e>
-                <m:acc>
-                  <m:accPr>
-                    <m:chr m:val="̃"/>
-                  </m:accPr>
+                <m:limLow>
                   <m:e>
                     <m:r>
                       <m:t>β</m:t>
                     </m:r>
                   </m:e>
-                </m:acc>
+                  <m:lim>
+                    <m:r>
+                      <m:rPr>
+                        <m:sty m:val="p"/>
+                      </m:rPr>
+                      <m:t>∼</m:t>
+                    </m:r>
+                  </m:lim>
+                </m:limLow>
               </m:e>
             </m:acc>
           </m:e>
@@ -8238,16 +8363,21 @@
                       <m:chr m:val="̂"/>
                     </m:accPr>
                     <m:e>
-                      <m:acc>
-                        <m:accPr>
-                          <m:chr m:val="̃"/>
-                        </m:accPr>
+                      <m:limLow>
                         <m:e>
                           <m:r>
                             <m:t>β</m:t>
                           </m:r>
                         </m:e>
-                      </m:acc>
+                        <m:lim>
+                          <m:r>
+                            <m:rPr>
+                              <m:sty m:val="p"/>
+                            </m:rPr>
+                            <m:t>∼</m:t>
+                          </m:r>
+                        </m:lim>
+                      </m:limLow>
                     </m:e>
                   </m:acc>
                 </m:e>
@@ -8862,16 +8992,21 @@
                 <m:chr m:val="̂"/>
               </m:accPr>
               <m:e>
-                <m:acc>
-                  <m:accPr>
-                    <m:chr m:val="̃"/>
-                  </m:accPr>
+                <m:limLow>
                   <m:e>
                     <m:r>
                       <m:t>β</m:t>
                     </m:r>
                   </m:e>
-                </m:acc>
+                  <m:lim>
+                    <m:r>
+                      <m:rPr>
+                        <m:sty m:val="p"/>
+                      </m:rPr>
+                      <m:t>∼</m:t>
+                    </m:r>
+                  </m:lim>
+                </m:limLow>
               </m:e>
             </m:acc>
           </m:e>
@@ -9829,16 +9964,21 @@
                 <m:chr m:val="̂"/>
               </m:accPr>
               <m:e>
-                <m:acc>
-                  <m:accPr>
-                    <m:chr m:val="̃"/>
-                  </m:accPr>
+                <m:limLow>
                   <m:e>
                     <m:r>
                       <m:t>β</m:t>
                     </m:r>
                   </m:e>
-                </m:acc>
+                  <m:lim>
+                    <m:r>
+                      <m:rPr>
+                        <m:sty m:val="p"/>
+                      </m:rPr>
+                      <m:t>∼</m:t>
+                    </m:r>
+                  </m:lim>
+                </m:limLow>
               </m:e>
             </m:acc>
           </m:e>
@@ -9982,16 +10122,21 @@
                 <m:chr m:val="̂"/>
               </m:accPr>
               <m:e>
-                <m:acc>
-                  <m:accPr>
-                    <m:chr m:val="̃"/>
-                  </m:accPr>
+                <m:limLow>
                   <m:e>
                     <m:r>
                       <m:t>β</m:t>
                     </m:r>
                   </m:e>
-                </m:acc>
+                  <m:lim>
+                    <m:r>
+                      <m:rPr>
+                        <m:sty m:val="p"/>
+                      </m:rPr>
+                      <m:t>∼</m:t>
+                    </m:r>
+                  </m:lim>
+                </m:limLow>
               </m:e>
             </m:acc>
           </m:e>
@@ -10050,16 +10195,21 @@
                 <m:chr m:val="̂"/>
               </m:accPr>
               <m:e>
-                <m:acc>
-                  <m:accPr>
-                    <m:chr m:val="̃"/>
-                  </m:accPr>
+                <m:limLow>
                   <m:e>
                     <m:r>
                       <m:t>β</m:t>
                     </m:r>
                   </m:e>
-                </m:acc>
+                  <m:lim>
+                    <m:r>
+                      <m:rPr>
+                        <m:sty m:val="p"/>
+                      </m:rPr>
+                      <m:t>∼</m:t>
+                    </m:r>
+                  </m:lim>
+                </m:limLow>
               </m:e>
             </m:acc>
           </m:e>
@@ -12268,16 +12418,21 @@
           <m:e>
             <m:sSub>
               <m:e>
-                <m:acc>
-                  <m:accPr>
-                    <m:chr m:val="̃"/>
-                  </m:accPr>
+                <m:limLow>
                   <m:e>
                     <m:r>
                       <m:t>x</m:t>
                     </m:r>
                   </m:e>
-                </m:acc>
+                  <m:lim>
+                    <m:r>
+                      <m:rPr>
+                        <m:sty m:val="p"/>
+                      </m:rPr>
+                      <m:t>∼</m:t>
+                    </m:r>
+                  </m:lim>
+                </m:limLow>
               </m:e>
               <m:sub>
                 <m:r>
@@ -12398,16 +12553,21 @@
               <m:chr m:val="̂"/>
             </m:accPr>
             <m:e>
-              <m:acc>
-                <m:accPr>
-                  <m:chr m:val="̃"/>
-                </m:accPr>
+              <m:limLow>
                 <m:e>
                   <m:r>
                     <m:t>β</m:t>
                   </m:r>
                 </m:e>
-              </m:acc>
+                <m:lim>
+                  <m:r>
+                    <m:rPr>
+                      <m:sty m:val="p"/>
+                    </m:rPr>
+                    <m:t>∼</m:t>
+                  </m:r>
+                </m:lim>
+              </m:limLow>
             </m:e>
           </m:acc>
           <m:r>
@@ -12433,16 +12593,21 @@
               <m:grow/>
             </m:dPr>
             <m:e>
-              <m:acc>
-                <m:accPr>
-                  <m:chr m:val="̃"/>
-                </m:accPr>
+              <m:limLow>
                 <m:e>
                   <m:r>
                     <m:t>β</m:t>
                   </m:r>
                 </m:e>
-              </m:acc>
+                <m:lim>
+                  <m:r>
+                    <m:rPr>
+                      <m:sty m:val="p"/>
+                    </m:rPr>
+                    <m:t>∼</m:t>
+                  </m:r>
+                </m:lim>
+              </m:limLow>
               <m:r>
                 <m:rPr>
                   <m:sty m:val="p"/>
@@ -12582,32 +12747,42 @@
             <m:grow/>
           </m:dPr>
           <m:e>
-            <m:acc>
-              <m:accPr>
-                <m:chr m:val="̃"/>
-              </m:accPr>
+            <m:limLow>
               <m:e>
                 <m:r>
                   <m:t>y</m:t>
                 </m:r>
               </m:e>
-            </m:acc>
+              <m:lim>
+                <m:r>
+                  <m:rPr>
+                    <m:sty m:val="p"/>
+                  </m:rPr>
+                  <m:t>∼</m:t>
+                </m:r>
+              </m:lim>
+            </m:limLow>
             <m:r>
               <m:rPr>
                 <m:sty m:val="p"/>
               </m:rPr>
               <m:t>−</m:t>
             </m:r>
-            <m:acc>
-              <m:accPr>
-                <m:chr m:val="̃"/>
-              </m:accPr>
+            <m:limLow>
               <m:e>
                 <m:r>
                   <m:t>π</m:t>
                 </m:r>
               </m:e>
-            </m:acc>
+              <m:lim>
+                <m:r>
+                  <m:rPr>
+                    <m:sty m:val="p"/>
+                  </m:rPr>
+                  <m:t>∼</m:t>
+                </m:r>
+              </m:lim>
+            </m:limLow>
           </m:e>
         </m:d>
         <m:r>
